--- a/klagomål/Stensjöåsen FSC-klagomål.docx
+++ b/klagomål/Stensjöåsen FSC-klagomål.docx
@@ -1,6 +1,6 @@
 
 <file path=word/document.xml><?xml version="1.0" encoding="utf-8"?>
-<w:document xmlns:wpc="http://schemas.microsoft.com/office/word/2010/wordprocessingCanvas" xmlns:cx="http://schemas.microsoft.com/office/drawing/2014/chartex" xmlns:cx1="http://schemas.microsoft.com/office/drawing/2015/9/8/chartex" xmlns:cx2="http://schemas.microsoft.com/office/drawing/2015/10/21/chartex" xmlns:cx3="http://schemas.microsoft.com/office/drawing/2016/5/9/chartex" xmlns:cx4="http://schemas.microsoft.com/office/drawing/2016/5/10/chartex" xmlns:cx5="http://schemas.microsoft.com/office/drawing/2016/5/11/chartex" xmlns:cx6="http://schemas.microsoft.com/office/drawing/2016/5/12/chartex" xmlns:cx7="http://schemas.microsoft.com/office/drawing/2016/5/13/chartex" xmlns:cx8="http://schemas.microsoft.com/office/drawing/2016/5/14/chartex" xmlns:mc="http://schemas.openxmlformats.org/markup-compatibility/2006" xmlns:aink="http://schemas.microsoft.com/office/drawing/2016/ink" xmlns:am3d="http://schemas.microsoft.com/office/drawing/2017/model3d" xmlns:o="urn:schemas-microsoft-com:office:office" xmlns:oel="http://schemas.microsoft.com/office/2019/extlst" xmlns:r="http://schemas.openxmlformats.org/officeDocument/2006/relationships" xmlns:m="http://schemas.openxmlformats.org/officeDocument/2006/math" xmlns:v="urn:schemas-microsoft-com:vml" xmlns:wp14="http://schemas.microsoft.com/office/word/2010/wordprocessingDrawing" xmlns:wp="http://schemas.openxmlformats.org/drawingml/2006/wordprocessingDrawing" xmlns:w10="urn:schemas-microsoft-com:office:word" xmlns:w="http://schemas.openxmlformats.org/wordprocessingml/2006/main" xmlns:w14="http://schemas.microsoft.com/office/word/2010/wordml" xmlns:w15="http://schemas.microsoft.com/office/word/2012/wordml" xmlns:w16cex="http://schemas.microsoft.com/office/word/2018/wordml/cex" xmlns:w16cid="http://schemas.microsoft.com/office/word/2016/wordml/cid" xmlns:w16="http://schemas.microsoft.com/office/word/2018/wordml" xmlns:w16sdtdh="http://schemas.microsoft.com/office/word/2020/wordml/sdtdatahash" xmlns:w16se="http://schemas.microsoft.com/office/word/2015/wordml/symex" xmlns:wpg="http://schemas.microsoft.com/office/word/2010/wordprocessingGroup" xmlns:wpi="http://schemas.microsoft.com/office/word/2010/wordprocessingInk" xmlns:wne="http://schemas.microsoft.com/office/word/2006/wordml" xmlns:wps="http://schemas.microsoft.com/office/word/2010/wordprocessingShape" mc:Ignorable="w14 w15 w16se w16cid w16 w16cex w16sdtdh wp14">
+<w:document xmlns:wpc="http://schemas.microsoft.com/office/word/2010/wordprocessingCanvas" xmlns:cx="http://schemas.microsoft.com/office/drawing/2014/chartex" xmlns:cx1="http://schemas.microsoft.com/office/drawing/2015/9/8/chartex" xmlns:cx2="http://schemas.microsoft.com/office/drawing/2015/10/21/chartex" xmlns:cx3="http://schemas.microsoft.com/office/drawing/2016/5/9/chartex" xmlns:cx4="http://schemas.microsoft.com/office/drawing/2016/5/10/chartex" xmlns:cx5="http://schemas.microsoft.com/office/drawing/2016/5/11/chartex" xmlns:cx6="http://schemas.microsoft.com/office/drawing/2016/5/12/chartex" xmlns:cx7="http://schemas.microsoft.com/office/drawing/2016/5/13/chartex" xmlns:cx8="http://schemas.microsoft.com/office/drawing/2016/5/14/chartex" xmlns:mc="http://schemas.openxmlformats.org/markup-compatibility/2006" xmlns:aink="http://schemas.microsoft.com/office/drawing/2016/ink" xmlns:am3d="http://schemas.microsoft.com/office/drawing/2017/model3d" xmlns:o="urn:schemas-microsoft-com:office:office" xmlns:oel="http://schemas.microsoft.com/office/2019/extlst" xmlns:r="http://schemas.openxmlformats.org/officeDocument/2006/relationships" xmlns:m="http://schemas.openxmlformats.org/officeDocument/2006/math" xmlns:v="urn:schemas-microsoft-com:vml" xmlns:wp14="http://schemas.microsoft.com/office/word/2010/wordprocessingDrawing" xmlns:wp="http://schemas.openxmlformats.org/drawingml/2006/wordprocessingDrawing" xmlns:w10="urn:schemas-microsoft-com:office:word" xmlns:w="http://schemas.openxmlformats.org/wordprocessingml/2006/main" xmlns:w14="http://schemas.microsoft.com/office/word/2010/wordml" xmlns:w15="http://schemas.microsoft.com/office/word/2012/wordml" xmlns:w16cex="http://schemas.microsoft.com/office/word/2018/wordml/cex" xmlns:w16cid="http://schemas.microsoft.com/office/word/2016/wordml/cid" xmlns:w16="http://schemas.microsoft.com/office/word/2018/wordml" xmlns:w16du="http://schemas.microsoft.com/office/word/2023/wordml/word16du" xmlns:w16sdtdh="http://schemas.microsoft.com/office/word/2020/wordml/sdtdatahash" xmlns:w16sdtfl="http://schemas.microsoft.com/office/word/2024/wordml/sdtformatlock" xmlns:w16se="http://schemas.microsoft.com/office/word/2015/wordml/symex" xmlns:wpg="http://schemas.microsoft.com/office/word/2010/wordprocessingGroup" xmlns:wpi="http://schemas.microsoft.com/office/word/2010/wordprocessingInk" xmlns:wne="http://schemas.microsoft.com/office/word/2006/wordml" xmlns:wps="http://schemas.microsoft.com/office/word/2010/wordprocessingShape" mc:Ignorable="w14 w15 w16se w16cid w16 w16cex w16sdtdh w16sdtfl w16du wp14">
   <w:body>
     <w:p>
       <w:r>
@@ -112,7 +112,7 @@
         <w:pStyle w:val="ListBullet"/>
       </w:pPr>
       <w:r>
-        <w:t>Om ett ombud (tex Norra skog eller Mellanskog) avverkningsanmäler en skog med naturvärden motsvarande nyckelbiotops kvalité men markägaren inte är FSC certifierad, bör du skicka in ett FSC kontrollerat virke klagomål. Då ska klagomålet skickas till ombudsföretaget.</w:t>
+        <w:t>Om ett ombud (tex Norra skog eller Mellanskog) avverkningsanmäler en skog med naturvärden motsvarande nyckelbiotops kvalitet men markägaren inte är FSC certifierad, bör du skicka in ett FSC kontrollerat virke klagomål. Då ska klagomålet skickas till ombudsföretaget.</w:t>
       </w:r>
     </w:p>
     <w:p>
@@ -168,35 +168,7 @@
     </w:p>
     <w:p>
       <w:r>
-        <w:t>Detta dokument behandlar höga naturvärden i avverkningsanmälan Stensjöåsen i Bjurholms kommun. Denna avverkningsanmälan inkom 2025-08-02 och omfattar 117,8 ha.</w:t>
-      </w:r>
-    </w:p>
-    <w:p>
-      <w:r>
-        <w:t>Nedan presenteras fynd av naturvårdsarter som gjorts i det avverkningsanmälda området, samt relevanta utdrag ur standarderna för FSC, Chain of Custody, Controlled Wood och PEFC.</w:t>
-      </w:r>
-    </w:p>
-    <w:p>
-      <w:r>
-        <w:t>Vi förväntar oss att ni återkommer med ett skriftligt svar på vårt klagomål och även beskriver vilka korrigerande åtgärder ni satt in för att rätta till identifierade brister i er efterlevnad av den svenska FSC standarden.</w:t>
-      </w:r>
-    </w:p>
-    <w:p>
-      <w:pPr>
-        <w:pStyle w:val="Heading1"/>
-      </w:pPr>
-      <w:r>
-        <w:t>Naturvårdsarter</w:t>
-      </w:r>
-    </w:p>
-    <w:p>
-      <w:r>
-        <w:t>I avverkningsanmälan har följande 12 naturvårdsarter hittats: gräddporing (VU), tajgataggsvamp (VU), blå taggsvamp (NT), dvärgbägarlav (NT), kolflarnlav (NT), nordtagging (NT), reliktbock (NT), vaddporing (NT), vedflamlav (NT), dropptaggsvamp (S), skarp dropptaggsvamp (S) och vedticka (S). Av dessa är 9 rödlistade. För rödlistade arter har rödlistekategorin angivits inom parentes. Arter som är signalarter enligt Skogsstyrelsen har markerats med (S).</w:t>
-      </w:r>
-    </w:p>
-    <w:p>
-      <w:r>
-        <w:t>De påträffade naturvårdsarterna är ett tydligt kvitto på att detta rör sig om en skog med höga naturvärden. I Figur 1 visas en karta över det avverkningsanmälda området, där samtliga fyndplatser för naturvårdsarter som finns registrerade på Artportalen har markerats.</w:t>
+        <w:t>Detta klagomål behandlar höga naturvärden i avverkningsanmälan Stensjöåsen i Bjurholms kommun som inkom 2026-07-12 och omfattar 117,8 ha.</w:t>
       </w:r>
     </w:p>
     <w:p>
@@ -206,7 +178,7 @@
       <w:r>
         <w:drawing>
           <wp:inline xmlns:a="http://schemas.openxmlformats.org/drawingml/2006/main" xmlns:pic="http://schemas.openxmlformats.org/drawingml/2006/picture">
-            <wp:extent cx="5486400" cy="3740568"/>
+            <wp:extent cx="5486400" cy="5099901"/>
             <wp:docPr id="1" name="Picture 1"/>
             <wp:cNvGraphicFramePr>
               <a:graphicFrameLocks noChangeAspect="1"/>
@@ -227,7 +199,7 @@
                   <pic:spPr>
                     <a:xfrm>
                       <a:off x="0" y="0"/>
-                      <a:ext cx="5486400" cy="3740568"/>
+                      <a:ext cx="5486400" cy="5099901"/>
                     </a:xfrm>
                     <a:prstGeom prst="rect"/>
                   </pic:spPr>
@@ -241,31 +213,38 @@
     <w:p>
       <w:pPr>
         <w:pStyle w:val="Caption"/>
+        <w:spacing w:after="240"/>
       </w:pPr>
       <w:r>
-        <w:t>Figur 1. Fyndplatser för naturvårdsarter i det avverkningsanmälda området (röd linje). Markörer utan svart kant är placerade på fyndplatsen. Markörer med svart kant är placerade vid sidan av fyndplatsen och har ett svart streck som visar fyndplatsens exakta position. Kartans mittpunktskoordinat är N 7103682, E 679543 i SWEREF 99 TM.</w:t>
+        <w:t>Figur 1. Fyndplatser för naturvårdsarter i avverkningsanmälan. Markörer utan svart kant är placerade på fyndplatsen. Markörer med svart kant är placerade vid sidan av fyndplatsen har ett svart streck som visar fyndplatsens exakta position. Kartans mittpunktskoordinat är N 7103682, E 679543 i SWEREF 99 TM.</w:t>
       </w:r>
     </w:p>
     <w:p>
       <w:r>
-        <w:rPr>
-          <w:b/>
-        </w:rPr>
-        <w:t xml:space="preserve">Blå taggsvamp (NT) </w:t>
-      </w:r>
-      <w:r>
-        <w:t>är en karaktärsart i såväl örtrika kalkbarrskogar som i torra sandtallskogar där det föreligger gammal skog med långvarig trädkontinuitet. Är sällsynt och mycket kravfull i södra och mellersta Sverige. Den hotas främst av skogsavverkning och tycks försvinna efter slutavverkning, markberedning och plantering. I kalkgranskogar verkar arten vara mycket känslig. Granskogar med arten bör formellt skydddas (SLU Artdatabanken, 2024; Nitare &amp; Skogsstyrelsen, 2019).</w:t>
+        <w:t>I avverkningsanmälan finns fynd av 12 naturvårdsarter, varav 11 är rödlistade, 7 är typiska (T) och 1 är signalart (S): gräddporing (VU, T), tajgataggsvamp (VU), blå taggsvamp (NT, T), dropptaggsvamp (NT, T), dvärgbägarlav (NT, T), kolflarnlav (NT, T), nordtagging (NT), reliktbock (NT, T), skarp dropptaggsvamp (NT), vaddporing (NT), vedflamlav (NT) och vedticka (S, T). Se Figur 1.</w:t>
       </w:r>
     </w:p>
     <w:p>
       <w:r>
-        <w:rPr>
-          <w:b/>
-        </w:rPr>
-        <w:t>Dvärgbägarlav (NT)</w:t>
+        <w:t>Nedan presenteras relevanta utdrag ur standarderna för FSC, Chain of Custody, Controlled Wood och PEFC.</w:t>
       </w:r>
+    </w:p>
+    <w:p>
       <w:r>
-        <w:t xml:space="preserve"> förekommer över hela Sverige på gammal hård ved, huvudsakligen på tall men i södra Sverige även på ek. Veden utgörs framförallt av grova stubbar, lågor och grenar. Substratet har blivit sällsyntare och nybildning av substrat sker bara i begränsad omfattning. Arten hotas av att grova lågor blir allt sällsyntare i dagens kulturskogar samt att nybildningen av lämpliga substrat går mycket långsamt. En riklig tillgång på gamla tall- eller eklågor måste säkerställas på artens lokaler (SLU Artdatabanken, 2024; Nitare &amp; Skogsstyrelsen, 2019).</w:t>
+        <w:t>Vi förväntar oss att ni återkommer med ett skriftligt svar på vårt klagomål och även beskriver vilka korrigerande åtgärder ni satt in för att rätta till identifierade brister i er efterlevnad av den svenska FSC standarden.</w:t>
+      </w:r>
+    </w:p>
+    <w:p>
+      <w:pPr>
+        <w:pStyle w:val="Heading1"/>
+      </w:pPr>
+      <w:r>
+        <w:t>Naturvårdsarter och fridlysta arter</w:t>
+      </w:r>
+    </w:p>
+    <w:p>
+      <w:r>
+        <w:t>Nedan följer beskrivningar av de naturvårdsarter och fridlysta arter som har sina livsmiljöer och växtplatser i den avverkningsanmälda skogen. De påträffade naturvårdsarterna är ett tydligt kvitto på att det rör sig om en skog med höga naturvärden.</w:t>
       </w:r>
     </w:p>
     <w:p>
@@ -276,40 +255,16 @@
         <w:t>Gräddporing (VU)</w:t>
       </w:r>
       <w:r>
-        <w:t xml:space="preserve"> växer nästan enbart i urskogsartad barrskog på gamla, kraftigt murkna, grova och mossbelupna tallågor i något fuktiga och skuggiga lägen. Arten är placerad högst upp i Skogsstyrelsens värdepyramid för bedömning av skog med höga naturvärden och indikerar gamla och relativt orörda tallnaturskogar med höga naturvärden där det under låg tid kontinuerligt funnits inslag av grova tallågor. För att på sikt hejda artens vikande trend behöver merparten av gräddporingens nu kända växtplatser undantas från skogsbruk (SLU Artdatabanken, 2024; Nitare &amp; Skogsstyrelsen, 2019).</w:t>
+        <w:t xml:space="preserve"> växer nästan enbart i urskogsartad barrskog på gamla, kraftigt murkna, grova och mossbelupna tallågor i något fuktiga och skuggiga lägen. Arten är placerad högst upp i Skogsstyrelsens värdepyramid för bedömning av skog med höga naturvärden och indikerar gamla och relativt orörda tallnaturskogar med höga naturvärden där det under låg tid kontinuerligt funnits inslag av grova tallågor. För att på sikt hejda artens vikande trend behöver merparten av gräddporingens nu kända växtplatser undantas från skogsbruk. Gräddporing är typisk art för </w:t>
       </w:r>
-    </w:p>
-    <w:p>
       <w:r>
         <w:rPr>
-          <w:b/>
+          <w:i/>
         </w:rPr>
-        <w:t>Kolflarnlav (NT)</w:t>
+        <w:t>9010 Taiga</w:t>
       </w:r>
       <w:r>
-        <w:t xml:space="preserve"> är brandberoende och växer nästan uteslutande på kolad hård kärnved av tall. Etableringen verkar ske först 100–300 år efter brand och nytt substrat nybildas i mycket begränsad omfattning. Avverkning av tallskog av naturskogskaraktär med spår av återkommande bränder är ett hot och mängden lämplig ved att växa på för arten minskar dels på grund av naturlig nedbrytning men framförallt på grund av att det förstörs i samband med slutavverkningar, gallringar och markberedning. Såväl kolflarnlav som mörk kolflarnlav har glänsande bålfjäll och förekommer främst i tall- och blandbarrskogar av naturskogskaraktär med spår av återkommande bränder. Skogar som dessa hyser höga biologiska värden och bör skyddas (SLU Artdatabanken, 2024).</w:t>
-      </w:r>
-    </w:p>
-    <w:p>
-      <w:r>
-        <w:rPr>
-          <w:b/>
-        </w:rPr>
-        <w:t>Nordtagging (NT)</w:t>
-      </w:r>
-      <w:r>
-        <w:t xml:space="preserve"> växer främst på tallågor av grövre dimensioner och påträffas huvudsakligen i äldre skog som inte kalavverkats. Nordtaggingen missgynnas av att områden med äldre tallskog har minskat starkt. Bekämpning av skogsbränder, samtidigt som skogsbruket omvandlar naturligt glesa tallbestånd till likartade och betydligt tätare bestånd, har missgynnat arten. Bristen på gamla tallågor utgör på sikt ett allvarligt hot och återskapandet av lämpliga biotoper tar mycket lång tid. Områden med olikåldriga bestånd av tall och med stort inslag av äldre träd bör undantas från skoglig produktion (SLU Artdatabanken, 2024).</w:t>
-      </w:r>
-    </w:p>
-    <w:p>
-      <w:r>
-        <w:rPr>
-          <w:b/>
-        </w:rPr>
-        <w:t>Reliktbock (NT)</w:t>
-      </w:r>
-      <w:r>
-        <w:t xml:space="preserve"> är en skalbagge vars larvutveckling sker i tjock, solexponerad skorpbark på gamla, levande tallar. Ofta i träd som under längre tid stått fritt och öppet, t.ex. i kantzoner i odlingslandskap, längs stränder och åsar, men också i gles, gammal tallskog på mager mark. Arten är brandgynnad genom att omgivande småträd och buskar försvinner vid lågintensiva bränder samtidigt som gamla tallar överlever och förblir solexponerade. Minskningstakten för den svenska populationen bedöms vara nära gränsvärdet för Sårbar (VU) och i den europeiska rödlistan är reliktbock rödlistad som Sårbar (VU) vilket innebär att Sverige har ett internationellt ansvar för arten. Gamla tallskogar bör få ett långsiktigt skydd, och inte slutavverkas (SLU Artdatabanken, 2024; IUCN, 2016).</w:t>
+        <w:t xml:space="preserve"> (SLU Artdatabanken, 2024; Nitare &amp; Skogsstyrelsen, 2019).</w:t>
       </w:r>
     </w:p>
     <w:p>
@@ -337,6 +292,137 @@
         <w:rPr>
           <w:b/>
         </w:rPr>
+        <w:t xml:space="preserve">Blå taggsvamp (NT) </w:t>
+      </w:r>
+      <w:r>
+        <w:t xml:space="preserve">är en karaktärsart i såväl örtrika kalkbarrskogar som i torra sandtallskogar där det föreligger gammal skog med långvarig trädkontinuitet. Är sällsynt och mycket kravfull i södra och mellersta Sverige. Den hotas främst av skogsavverkning och tycks försvinna efter slutavverkning, markberedning och plantering. I kalkgranskogar verkar arten vara mycket känslig. Granskogar med arten bör formellt skydddas. Blå taggsvamp (NT) är typisk art för </w:t>
+      </w:r>
+      <w:r>
+        <w:rPr>
+          <w:i/>
+        </w:rPr>
+        <w:t>9010 Taiga</w:t>
+      </w:r>
+      <w:r>
+        <w:t xml:space="preserve"> (SLU Artdatabanken, 2024; Nitare &amp; Skogsstyrelsen, 2019).</w:t>
+      </w:r>
+    </w:p>
+    <w:p>
+      <w:r>
+        <w:rPr>
+          <w:b/>
+        </w:rPr>
+        <w:t>Dropptaggsvamp (NT)</w:t>
+      </w:r>
+      <w:r>
+        <w:t xml:space="preserve"> bildar mykorrhiza med tall, främst i barrskog med trädkontinuitet, i magra, torra och ljusöppna lavtallskogar och i barrblandskogar med friskmossor och lingon i fältskiktet. Den totala populationen i landet har minskat och bedöms fortsätta minska till följd av slutavverkningar av tallskog. Det är högst oklart om arten långsiktigt kan etablera och reproducera sig i skogsbestånd som brukas med trakthyggesmetoder, markberedning, gödsling eller föryngring med förädlat plantmaterial. Uppfyller kriterierna för att bli rödlistad på grund av ny kunskap som visar att en större andel av populationen än tidigare bedömt är knuten till kontinuitetsbarrskog. Minskningstakten för den svenska populationen bedöms vara nära gränsvärdet för Sårbar (VU). Dropptaggsvamp är typisk art för </w:t>
+      </w:r>
+      <w:r>
+        <w:rPr>
+          <w:i/>
+        </w:rPr>
+        <w:t xml:space="preserve">9010 Taiga </w:t>
+      </w:r>
+      <w:r>
+        <w:t>(SLU Artdatabanken, 2026).</w:t>
+      </w:r>
+    </w:p>
+    <w:p>
+      <w:r>
+        <w:rPr>
+          <w:b/>
+        </w:rPr>
+        <w:t>Dvärgbägarlav (NT)</w:t>
+      </w:r>
+      <w:r>
+        <w:t xml:space="preserve"> förekommer över hela Sverige på gammal hård ved, huvudsakligen på tall men i södra Sverige även på ek. Veden utgörs framförallt av grova stubbar, lågor och grenar. Substratet har blivit sällsyntare och nybildning av substrat sker bara i begränsad omfattning. Arten hotas av att grova lågor blir allt sällsyntare i dagens kulturskogar samt att nybildningen av lämpliga substrat går mycket långsamt. En riklig tillgång på gamla tall- eller eklågor måste säkerställas på artens lokaler. Dvärgbägarlav är typisk art för </w:t>
+      </w:r>
+      <w:r>
+        <w:rPr>
+          <w:i/>
+        </w:rPr>
+        <w:t>9010 Taiga</w:t>
+      </w:r>
+      <w:r>
+        <w:t xml:space="preserve"> (SLU Artdatabanken, 2024; Nitare &amp; Skogsstyrelsen, 2019).</w:t>
+      </w:r>
+    </w:p>
+    <w:p>
+      <w:r>
+        <w:rPr>
+          <w:b/>
+        </w:rPr>
+        <w:t>Kolflarnlav (NT)</w:t>
+      </w:r>
+      <w:r>
+        <w:t xml:space="preserve"> är brandberoende och växer nästan uteslutande på kolad hård kärnved av tall. Etableringen verkar ske först 100–300 år efter brand och nytt substrat nybildas i mycket begränsad omfattning. Avverkning av tallskog av naturskogskaraktär med spår av återkommande bränder är ett hot och mängden lämplig ved att växa på för arten minskar dels på grund av naturlig nedbrytning men framförallt på grund av att det förstörs i samband med slutavverkningar, gallringar och markberedning. Såväl kolflarnlav som mörk kolflarnlav har glänsande bålfjäll och förekommer främst i tall- och blandbarrskogar av naturskogskaraktär med spår av återkommande bränder. Skogar som dessa hyser höga biologiska värden och bör skyddas. Kolflarnlav är typisk art för </w:t>
+      </w:r>
+      <w:r>
+        <w:rPr>
+          <w:i/>
+        </w:rPr>
+        <w:t>9010 Taiga</w:t>
+      </w:r>
+      <w:r>
+        <w:t xml:space="preserve"> (SLU Artdatabanken, 2024).</w:t>
+      </w:r>
+    </w:p>
+    <w:p>
+      <w:r>
+        <w:rPr>
+          <w:b/>
+        </w:rPr>
+        <w:t>Nordtagging (NT)</w:t>
+      </w:r>
+      <w:r>
+        <w:t xml:space="preserve"> växer främst på tallågor av grövre dimensioner och påträffas huvudsakligen i äldre skog som inte kalavverkats. Nordtaggingen missgynnas av att områden med äldre tallskog har minskat starkt. Bekämpning av skogsbränder, samtidigt som skogsbruket omvandlar naturligt glesa tallbestånd till likartade och betydligt tätare bestånd, har missgynnat arten. Bristen på gamla tallågor utgör på sikt ett allvarligt hot och återskapandet av lämpliga biotoper tar mycket lång tid. Områden med olikåldriga bestånd av tall och med stort inslag av äldre träd bör undantas från skoglig produktion (SLU Artdatabanken, 2024).</w:t>
+      </w:r>
+    </w:p>
+    <w:p>
+      <w:r>
+        <w:rPr>
+          <w:b/>
+        </w:rPr>
+        <w:t>Reliktbock (NT)</w:t>
+      </w:r>
+      <w:r>
+        <w:t xml:space="preserve"> är en skalbagge vars larvutveckling sker i tjock, solexponerad skorpbark på gamla, levande tallar. Ofta i träd som under längre tid stått fritt och öppet, t.ex. i kantzoner i odlingslandskap, längs stränder och åsar, men också i gles, gammal tallskog på mager mark. Arten är brandgynnad genom att omgivande småträd och buskar försvinner vid lågintensiva bränder samtidigt som gamla tallar överlever och förblir solexponerade. Minskningstakten för den svenska populationen bedöms vara nära gränsvärdet för Sårbar (VU) och i den europeiska rödlistan är reliktbock rödlistad som Sårbar (VU) vilket innebär att Sverige har ett internationellt ansvar för arten. Gamla tallskogar bör få ett långsiktigt skydd, och inte slutavverkas. Reliktbock är typisk art för </w:t>
+      </w:r>
+      <w:r>
+        <w:rPr>
+          <w:i/>
+        </w:rPr>
+        <w:t>9010 Taiga</w:t>
+      </w:r>
+      <w:r>
+        <w:t xml:space="preserve"> och</w:t>
+      </w:r>
+      <w:r>
+        <w:rPr>
+          <w:i/>
+        </w:rPr>
+        <w:t xml:space="preserve"> 9060 Åsbarrskog</w:t>
+      </w:r>
+      <w:r>
+        <w:t xml:space="preserve"> (SLU Artdatabanken, 2024; IUCN, 2016).</w:t>
+      </w:r>
+    </w:p>
+    <w:p>
+      <w:r>
+        <w:rPr>
+          <w:b/>
+        </w:rPr>
+        <w:t xml:space="preserve">Skarp dropptaggsvamp (NT) </w:t>
+      </w:r>
+      <w:r>
+        <w:t>bildar mykorrhiza med både gran och tall, främst i barrskogar med trädkontinuitet. Arten uppträder dels i näringsrik kalkbarrskog och dels i sur lavtallskog. Kalkbarrskogarna är ofta grandominerade, olikåldriga och skiktade på frisk mark med ett örtrikt vegetationsskikt. Lavtallskogarna är i regel magra, torra, ljusöppna och ofta brandpräglade. Den totala populationen i landet har minskat och bedöms fortsätta minska till följd av avverkning av äldre barrskogar. Arten har begränsad förmåga att återetablera sig efter slutavverkning eller andra storskaliga skogsbruksåtgärder. Det saknas indikationer på att arten långsiktigt kan etablera eller reproducera sig i skogsbestånd som brukas med metoder som trakthyggesbruk, markberedning, gödsling eller föryngring med förädlat plantmaterial. Minskningstakten för den svenska populationen bedöms vara nära gränsvärdet för Sårbar (VU) (SLU Artdatabanken, 2026).</w:t>
+      </w:r>
+    </w:p>
+    <w:p>
+      <w:r>
+        <w:rPr>
+          <w:b/>
+        </w:rPr>
         <w:t xml:space="preserve">Vaddporing (NT) </w:t>
       </w:r>
       <w:r>
@@ -351,7 +437,36 @@
         <w:t>Vedflamlav (NT)</w:t>
       </w:r>
       <w:r>
-        <w:t xml:space="preserve"> växer på gammal hård och torr, exponerad kärnved av tall, främst på högstubbar i ljusöppna lägen, t.ex. vid och på myrar, sjökanter, i glesa hällmarkskogar och i brandpräglade tallnaturskogar. Substratet nyskapas i begränsad omfattning och arten är en utmärkt indikator på höga naturvärden i denna skogstyp. Tall- och barrblandskogar med naturskogskaraktär och spår av bränder har ofta höga biologiska värden och bör skyddas (SLU Artdatabanken, 2024).</w:t>
+        <w:t xml:space="preserve"> växer på gammal hård och torr, exponerad kärnved av tall, främst på högstubbar i ljusöppna lägen, t.ex. vid och på myrar, sjökanter, i glesa hällmarkskogar och i brandpräglade tallnaturskogar. Substratet nyskapas i begränsad omfattning och arten är en utmärkt indikator på höga naturvärden i denna skogstyp. Tall- och barrblandskogar med naturskogskaraktär och spår av bränder har ofta höga biologiska värden och bör skyddas. På vedflamlavens bål kan den sällsynta spiklaven/parasiten </w:t>
+      </w:r>
+      <w:r>
+        <w:rPr>
+          <w:i/>
+        </w:rPr>
+        <w:t>Calicium ramboldiicola</w:t>
+      </w:r>
+      <w:r>
+        <w:t xml:space="preserve"> (VU) påträffas (SLU Artdatabanken, 2026).</w:t>
+      </w:r>
+    </w:p>
+    <w:p>
+      <w:r>
+        <w:rPr>
+          <w:b/>
+        </w:rPr>
+        <w:t xml:space="preserve">Vedticka </w:t>
+      </w:r>
+      <w:r>
+        <w:t xml:space="preserve">är en bra signalart söder om den naturliga norrlandsgränsen. Den är huvudsakligen knuten till äldre barrskogar där det föreligger långvarig kontinuitet av död barrved. Vedticka är typisk art för </w:t>
+      </w:r>
+      <w:r>
+        <w:rPr>
+          <w:i/>
+        </w:rPr>
+        <w:t xml:space="preserve">9010 Taiga </w:t>
+      </w:r>
+      <w:r>
+        <w:t>(Nitare &amp; Skogsstyrelsen, 2019; SLU Artdatabanken, 2025).</w:t>
       </w:r>
     </w:p>
     <w:p>
@@ -444,7 +559,7 @@
         <w:rPr>
           <w:i/>
         </w:rPr>
-        <w:t>I det avverkningsanmälda skogsområdet har 12 naturvårdsarter varav 9 rödlistade arter sina livsmiljöer och växtplatser.</w:t>
+        <w:t>I det avverkningsanmälda skogsområdet har 12 naturvårdsarter varav 11 rödlistade arter sina livsmiljöer och växtplatser.</w:t>
       </w:r>
     </w:p>
     <w:p>
@@ -649,7 +764,7 @@
 </file>
 
 <file path=word/endnotes.xml><?xml version="1.0" encoding="utf-8"?>
-<w:endnotes xmlns:wpc="http://schemas.microsoft.com/office/word/2010/wordprocessingCanvas" xmlns:cx="http://schemas.microsoft.com/office/drawing/2014/chartex" xmlns:cx1="http://schemas.microsoft.com/office/drawing/2015/9/8/chartex" xmlns:cx2="http://schemas.microsoft.com/office/drawing/2015/10/21/chartex" xmlns:cx3="http://schemas.microsoft.com/office/drawing/2016/5/9/chartex" xmlns:cx4="http://schemas.microsoft.com/office/drawing/2016/5/10/chartex" xmlns:cx5="http://schemas.microsoft.com/office/drawing/2016/5/11/chartex" xmlns:cx6="http://schemas.microsoft.com/office/drawing/2016/5/12/chartex" xmlns:cx7="http://schemas.microsoft.com/office/drawing/2016/5/13/chartex" xmlns:cx8="http://schemas.microsoft.com/office/drawing/2016/5/14/chartex" xmlns:mc="http://schemas.openxmlformats.org/markup-compatibility/2006" xmlns:aink="http://schemas.microsoft.com/office/drawing/2016/ink" xmlns:am3d="http://schemas.microsoft.com/office/drawing/2017/model3d" xmlns:o="urn:schemas-microsoft-com:office:office" xmlns:oel="http://schemas.microsoft.com/office/2019/extlst" xmlns:r="http://schemas.openxmlformats.org/officeDocument/2006/relationships" xmlns:m="http://schemas.openxmlformats.org/officeDocument/2006/math" xmlns:v="urn:schemas-microsoft-com:vml" xmlns:wp14="http://schemas.microsoft.com/office/word/2010/wordprocessingDrawing" xmlns:wp="http://schemas.openxmlformats.org/drawingml/2006/wordprocessingDrawing" xmlns:w10="urn:schemas-microsoft-com:office:word" xmlns:w="http://schemas.openxmlformats.org/wordprocessingml/2006/main" xmlns:w14="http://schemas.microsoft.com/office/word/2010/wordml" xmlns:w15="http://schemas.microsoft.com/office/word/2012/wordml" xmlns:w16cex="http://schemas.microsoft.com/office/word/2018/wordml/cex" xmlns:w16cid="http://schemas.microsoft.com/office/word/2016/wordml/cid" xmlns:w16="http://schemas.microsoft.com/office/word/2018/wordml" xmlns:w16sdtdh="http://schemas.microsoft.com/office/word/2020/wordml/sdtdatahash" xmlns:w16se="http://schemas.microsoft.com/office/word/2015/wordml/symex" xmlns:wpg="http://schemas.microsoft.com/office/word/2010/wordprocessingGroup" xmlns:wpi="http://schemas.microsoft.com/office/word/2010/wordprocessingInk" xmlns:wne="http://schemas.microsoft.com/office/word/2006/wordml" xmlns:wps="http://schemas.microsoft.com/office/word/2010/wordprocessingShape" mc:Ignorable="w14 w15 w16se w16cid w16 w16cex w16sdtdh wp14">
+<w:endnotes xmlns:wpc="http://schemas.microsoft.com/office/word/2010/wordprocessingCanvas" xmlns:cx="http://schemas.microsoft.com/office/drawing/2014/chartex" xmlns:cx1="http://schemas.microsoft.com/office/drawing/2015/9/8/chartex" xmlns:cx2="http://schemas.microsoft.com/office/drawing/2015/10/21/chartex" xmlns:cx3="http://schemas.microsoft.com/office/drawing/2016/5/9/chartex" xmlns:cx4="http://schemas.microsoft.com/office/drawing/2016/5/10/chartex" xmlns:cx5="http://schemas.microsoft.com/office/drawing/2016/5/11/chartex" xmlns:cx6="http://schemas.microsoft.com/office/drawing/2016/5/12/chartex" xmlns:cx7="http://schemas.microsoft.com/office/drawing/2016/5/13/chartex" xmlns:cx8="http://schemas.microsoft.com/office/drawing/2016/5/14/chartex" xmlns:mc="http://schemas.openxmlformats.org/markup-compatibility/2006" xmlns:aink="http://schemas.microsoft.com/office/drawing/2016/ink" xmlns:am3d="http://schemas.microsoft.com/office/drawing/2017/model3d" xmlns:o="urn:schemas-microsoft-com:office:office" xmlns:oel="http://schemas.microsoft.com/office/2019/extlst" xmlns:r="http://schemas.openxmlformats.org/officeDocument/2006/relationships" xmlns:m="http://schemas.openxmlformats.org/officeDocument/2006/math" xmlns:v="urn:schemas-microsoft-com:vml" xmlns:wp14="http://schemas.microsoft.com/office/word/2010/wordprocessingDrawing" xmlns:wp="http://schemas.openxmlformats.org/drawingml/2006/wordprocessingDrawing" xmlns:w10="urn:schemas-microsoft-com:office:word" xmlns:w="http://schemas.openxmlformats.org/wordprocessingml/2006/main" xmlns:w14="http://schemas.microsoft.com/office/word/2010/wordml" xmlns:w15="http://schemas.microsoft.com/office/word/2012/wordml" xmlns:w16cex="http://schemas.microsoft.com/office/word/2018/wordml/cex" xmlns:w16cid="http://schemas.microsoft.com/office/word/2016/wordml/cid" xmlns:w16="http://schemas.microsoft.com/office/word/2018/wordml" xmlns:w16du="http://schemas.microsoft.com/office/word/2023/wordml/word16du" xmlns:w16sdtdh="http://schemas.microsoft.com/office/word/2020/wordml/sdtdatahash" xmlns:w16sdtfl="http://schemas.microsoft.com/office/word/2024/wordml/sdtformatlock" xmlns:w16se="http://schemas.microsoft.com/office/word/2015/wordml/symex" xmlns:wpg="http://schemas.microsoft.com/office/word/2010/wordprocessingGroup" xmlns:wpi="http://schemas.microsoft.com/office/word/2010/wordprocessingInk" xmlns:wne="http://schemas.microsoft.com/office/word/2006/wordml" xmlns:wps="http://schemas.microsoft.com/office/word/2010/wordprocessingShape" mc:Ignorable="w14 w15 w16se w16cid w16 w16cex w16sdtdh w16sdtfl w16du wp14">
   <w:endnote w:type="separator" w:id="-1">
     <w:p>
       <w:pPr>
@@ -674,7 +789,7 @@
 </file>
 
 <file path=word/footer1.xml><?xml version="1.0" encoding="utf-8"?>
-<w:ftr xmlns:wpc="http://schemas.microsoft.com/office/word/2010/wordprocessingCanvas" xmlns:cx="http://schemas.microsoft.com/office/drawing/2014/chartex" xmlns:cx1="http://schemas.microsoft.com/office/drawing/2015/9/8/chartex" xmlns:cx2="http://schemas.microsoft.com/office/drawing/2015/10/21/chartex" xmlns:cx3="http://schemas.microsoft.com/office/drawing/2016/5/9/chartex" xmlns:cx4="http://schemas.microsoft.com/office/drawing/2016/5/10/chartex" xmlns:cx5="http://schemas.microsoft.com/office/drawing/2016/5/11/chartex" xmlns:cx6="http://schemas.microsoft.com/office/drawing/2016/5/12/chartex" xmlns:cx7="http://schemas.microsoft.com/office/drawing/2016/5/13/chartex" xmlns:cx8="http://schemas.microsoft.com/office/drawing/2016/5/14/chartex" xmlns:mc="http://schemas.openxmlformats.org/markup-compatibility/2006" xmlns:aink="http://schemas.microsoft.com/office/drawing/2016/ink" xmlns:am3d="http://schemas.microsoft.com/office/drawing/2017/model3d" xmlns:o="urn:schemas-microsoft-com:office:office" xmlns:oel="http://schemas.microsoft.com/office/2019/extlst" xmlns:r="http://schemas.openxmlformats.org/officeDocument/2006/relationships" xmlns:m="http://schemas.openxmlformats.org/officeDocument/2006/math" xmlns:v="urn:schemas-microsoft-com:vml" xmlns:wp14="http://schemas.microsoft.com/office/word/2010/wordprocessingDrawing" xmlns:wp="http://schemas.openxmlformats.org/drawingml/2006/wordprocessingDrawing" xmlns:w10="urn:schemas-microsoft-com:office:word" xmlns:w="http://schemas.openxmlformats.org/wordprocessingml/2006/main" xmlns:w14="http://schemas.microsoft.com/office/word/2010/wordml" xmlns:w15="http://schemas.microsoft.com/office/word/2012/wordml" xmlns:w16cex="http://schemas.microsoft.com/office/word/2018/wordml/cex" xmlns:w16cid="http://schemas.microsoft.com/office/word/2016/wordml/cid" xmlns:w16="http://schemas.microsoft.com/office/word/2018/wordml" xmlns:w16sdtdh="http://schemas.microsoft.com/office/word/2020/wordml/sdtdatahash" xmlns:w16se="http://schemas.microsoft.com/office/word/2015/wordml/symex" xmlns:wpg="http://schemas.microsoft.com/office/word/2010/wordprocessingGroup" xmlns:wpi="http://schemas.microsoft.com/office/word/2010/wordprocessingInk" xmlns:wne="http://schemas.microsoft.com/office/word/2006/wordml" xmlns:wps="http://schemas.microsoft.com/office/word/2010/wordprocessingShape" mc:Ignorable="w14 w15 w16se w16cid w16 w16cex w16sdtdh wp14">
+<w:ftr xmlns:wpc="http://schemas.microsoft.com/office/word/2010/wordprocessingCanvas" xmlns:cx="http://schemas.microsoft.com/office/drawing/2014/chartex" xmlns:cx1="http://schemas.microsoft.com/office/drawing/2015/9/8/chartex" xmlns:cx2="http://schemas.microsoft.com/office/drawing/2015/10/21/chartex" xmlns:cx3="http://schemas.microsoft.com/office/drawing/2016/5/9/chartex" xmlns:cx4="http://schemas.microsoft.com/office/drawing/2016/5/10/chartex" xmlns:cx5="http://schemas.microsoft.com/office/drawing/2016/5/11/chartex" xmlns:cx6="http://schemas.microsoft.com/office/drawing/2016/5/12/chartex" xmlns:cx7="http://schemas.microsoft.com/office/drawing/2016/5/13/chartex" xmlns:cx8="http://schemas.microsoft.com/office/drawing/2016/5/14/chartex" xmlns:mc="http://schemas.openxmlformats.org/markup-compatibility/2006" xmlns:aink="http://schemas.microsoft.com/office/drawing/2016/ink" xmlns:am3d="http://schemas.microsoft.com/office/drawing/2017/model3d" xmlns:o="urn:schemas-microsoft-com:office:office" xmlns:oel="http://schemas.microsoft.com/office/2019/extlst" xmlns:r="http://schemas.openxmlformats.org/officeDocument/2006/relationships" xmlns:m="http://schemas.openxmlformats.org/officeDocument/2006/math" xmlns:v="urn:schemas-microsoft-com:vml" xmlns:wp14="http://schemas.microsoft.com/office/word/2010/wordprocessingDrawing" xmlns:wp="http://schemas.openxmlformats.org/drawingml/2006/wordprocessingDrawing" xmlns:w10="urn:schemas-microsoft-com:office:word" xmlns:w="http://schemas.openxmlformats.org/wordprocessingml/2006/main" xmlns:w14="http://schemas.microsoft.com/office/word/2010/wordml" xmlns:w15="http://schemas.microsoft.com/office/word/2012/wordml" xmlns:w16cex="http://schemas.microsoft.com/office/word/2018/wordml/cex" xmlns:w16cid="http://schemas.microsoft.com/office/word/2016/wordml/cid" xmlns:w16="http://schemas.microsoft.com/office/word/2018/wordml" xmlns:w16du="http://schemas.microsoft.com/office/word/2023/wordml/word16du" xmlns:w16sdtdh="http://schemas.microsoft.com/office/word/2020/wordml/sdtdatahash" xmlns:w16sdtfl="http://schemas.microsoft.com/office/word/2024/wordml/sdtformatlock" xmlns:w16se="http://schemas.microsoft.com/office/word/2015/wordml/symex" xmlns:wpg="http://schemas.microsoft.com/office/word/2010/wordprocessingGroup" xmlns:wpi="http://schemas.microsoft.com/office/word/2010/wordprocessingInk" xmlns:wne="http://schemas.microsoft.com/office/word/2006/wordml" xmlns:wps="http://schemas.microsoft.com/office/word/2010/wordprocessingShape" mc:Ignorable="w14 w15 w16se w16cid w16 w16cex w16sdtdh w16sdtfl w16du wp14">
   <w:p>
     <w:pPr>
       <w:pStyle w:val="Footer"/>
@@ -684,7 +799,7 @@
 </file>
 
 <file path=word/footer2.xml><?xml version="1.0" encoding="utf-8"?>
-<w:ftr xmlns:wpc="http://schemas.microsoft.com/office/word/2010/wordprocessingCanvas" xmlns:cx="http://schemas.microsoft.com/office/drawing/2014/chartex" xmlns:cx1="http://schemas.microsoft.com/office/drawing/2015/9/8/chartex" xmlns:cx2="http://schemas.microsoft.com/office/drawing/2015/10/21/chartex" xmlns:cx3="http://schemas.microsoft.com/office/drawing/2016/5/9/chartex" xmlns:cx4="http://schemas.microsoft.com/office/drawing/2016/5/10/chartex" xmlns:cx5="http://schemas.microsoft.com/office/drawing/2016/5/11/chartex" xmlns:cx6="http://schemas.microsoft.com/office/drawing/2016/5/12/chartex" xmlns:cx7="http://schemas.microsoft.com/office/drawing/2016/5/13/chartex" xmlns:cx8="http://schemas.microsoft.com/office/drawing/2016/5/14/chartex" xmlns:mc="http://schemas.openxmlformats.org/markup-compatibility/2006" xmlns:aink="http://schemas.microsoft.com/office/drawing/2016/ink" xmlns:am3d="http://schemas.microsoft.com/office/drawing/2017/model3d" xmlns:o="urn:schemas-microsoft-com:office:office" xmlns:oel="http://schemas.microsoft.com/office/2019/extlst" xmlns:r="http://schemas.openxmlformats.org/officeDocument/2006/relationships" xmlns:m="http://schemas.openxmlformats.org/officeDocument/2006/math" xmlns:v="urn:schemas-microsoft-com:vml" xmlns:wp14="http://schemas.microsoft.com/office/word/2010/wordprocessingDrawing" xmlns:wp="http://schemas.openxmlformats.org/drawingml/2006/wordprocessingDrawing" xmlns:w10="urn:schemas-microsoft-com:office:word" xmlns:w="http://schemas.openxmlformats.org/wordprocessingml/2006/main" xmlns:w14="http://schemas.microsoft.com/office/word/2010/wordml" xmlns:w15="http://schemas.microsoft.com/office/word/2012/wordml" xmlns:w16cex="http://schemas.microsoft.com/office/word/2018/wordml/cex" xmlns:w16cid="http://schemas.microsoft.com/office/word/2016/wordml/cid" xmlns:w16="http://schemas.microsoft.com/office/word/2018/wordml" xmlns:w16sdtdh="http://schemas.microsoft.com/office/word/2020/wordml/sdtdatahash" xmlns:w16se="http://schemas.microsoft.com/office/word/2015/wordml/symex" xmlns:wpg="http://schemas.microsoft.com/office/word/2010/wordprocessingGroup" xmlns:wpi="http://schemas.microsoft.com/office/word/2010/wordprocessingInk" xmlns:wne="http://schemas.microsoft.com/office/word/2006/wordml" xmlns:wps="http://schemas.microsoft.com/office/word/2010/wordprocessingShape" mc:Ignorable="w14 w15 w16se w16cid w16 w16cex w16sdtdh wp14">
+<w:ftr xmlns:wpc="http://schemas.microsoft.com/office/word/2010/wordprocessingCanvas" xmlns:cx="http://schemas.microsoft.com/office/drawing/2014/chartex" xmlns:cx1="http://schemas.microsoft.com/office/drawing/2015/9/8/chartex" xmlns:cx2="http://schemas.microsoft.com/office/drawing/2015/10/21/chartex" xmlns:cx3="http://schemas.microsoft.com/office/drawing/2016/5/9/chartex" xmlns:cx4="http://schemas.microsoft.com/office/drawing/2016/5/10/chartex" xmlns:cx5="http://schemas.microsoft.com/office/drawing/2016/5/11/chartex" xmlns:cx6="http://schemas.microsoft.com/office/drawing/2016/5/12/chartex" xmlns:cx7="http://schemas.microsoft.com/office/drawing/2016/5/13/chartex" xmlns:cx8="http://schemas.microsoft.com/office/drawing/2016/5/14/chartex" xmlns:mc="http://schemas.openxmlformats.org/markup-compatibility/2006" xmlns:aink="http://schemas.microsoft.com/office/drawing/2016/ink" xmlns:am3d="http://schemas.microsoft.com/office/drawing/2017/model3d" xmlns:o="urn:schemas-microsoft-com:office:office" xmlns:oel="http://schemas.microsoft.com/office/2019/extlst" xmlns:r="http://schemas.openxmlformats.org/officeDocument/2006/relationships" xmlns:m="http://schemas.openxmlformats.org/officeDocument/2006/math" xmlns:v="urn:schemas-microsoft-com:vml" xmlns:wp14="http://schemas.microsoft.com/office/word/2010/wordprocessingDrawing" xmlns:wp="http://schemas.openxmlformats.org/drawingml/2006/wordprocessingDrawing" xmlns:w10="urn:schemas-microsoft-com:office:word" xmlns:w="http://schemas.openxmlformats.org/wordprocessingml/2006/main" xmlns:w14="http://schemas.microsoft.com/office/word/2010/wordml" xmlns:w15="http://schemas.microsoft.com/office/word/2012/wordml" xmlns:w16cex="http://schemas.microsoft.com/office/word/2018/wordml/cex" xmlns:w16cid="http://schemas.microsoft.com/office/word/2016/wordml/cid" xmlns:w16="http://schemas.microsoft.com/office/word/2018/wordml" xmlns:w16du="http://schemas.microsoft.com/office/word/2023/wordml/word16du" xmlns:w16sdtdh="http://schemas.microsoft.com/office/word/2020/wordml/sdtdatahash" xmlns:w16sdtfl="http://schemas.microsoft.com/office/word/2024/wordml/sdtformatlock" xmlns:w16se="http://schemas.microsoft.com/office/word/2015/wordml/symex" xmlns:wpg="http://schemas.microsoft.com/office/word/2010/wordprocessingGroup" xmlns:wpi="http://schemas.microsoft.com/office/word/2010/wordprocessingInk" xmlns:wne="http://schemas.microsoft.com/office/word/2006/wordml" xmlns:wps="http://schemas.microsoft.com/office/word/2010/wordprocessingShape" mc:Ignorable="w14 w15 w16se w16cid w16 w16cex w16sdtdh w16sdtfl w16du wp14">
   <w:p>
     <w:pPr>
       <w:pStyle w:val="Footer"/>
@@ -694,7 +809,7 @@
 </file>
 
 <file path=word/footer3.xml><?xml version="1.0" encoding="utf-8"?>
-<w:ftr xmlns:wpc="http://schemas.microsoft.com/office/word/2010/wordprocessingCanvas" xmlns:cx="http://schemas.microsoft.com/office/drawing/2014/chartex" xmlns:cx1="http://schemas.microsoft.com/office/drawing/2015/9/8/chartex" xmlns:cx2="http://schemas.microsoft.com/office/drawing/2015/10/21/chartex" xmlns:cx3="http://schemas.microsoft.com/office/drawing/2016/5/9/chartex" xmlns:cx4="http://schemas.microsoft.com/office/drawing/2016/5/10/chartex" xmlns:cx5="http://schemas.microsoft.com/office/drawing/2016/5/11/chartex" xmlns:cx6="http://schemas.microsoft.com/office/drawing/2016/5/12/chartex" xmlns:cx7="http://schemas.microsoft.com/office/drawing/2016/5/13/chartex" xmlns:cx8="http://schemas.microsoft.com/office/drawing/2016/5/14/chartex" xmlns:mc="http://schemas.openxmlformats.org/markup-compatibility/2006" xmlns:aink="http://schemas.microsoft.com/office/drawing/2016/ink" xmlns:am3d="http://schemas.microsoft.com/office/drawing/2017/model3d" xmlns:o="urn:schemas-microsoft-com:office:office" xmlns:oel="http://schemas.microsoft.com/office/2019/extlst" xmlns:r="http://schemas.openxmlformats.org/officeDocument/2006/relationships" xmlns:m="http://schemas.openxmlformats.org/officeDocument/2006/math" xmlns:v="urn:schemas-microsoft-com:vml" xmlns:wp14="http://schemas.microsoft.com/office/word/2010/wordprocessingDrawing" xmlns:wp="http://schemas.openxmlformats.org/drawingml/2006/wordprocessingDrawing" xmlns:w10="urn:schemas-microsoft-com:office:word" xmlns:w="http://schemas.openxmlformats.org/wordprocessingml/2006/main" xmlns:w14="http://schemas.microsoft.com/office/word/2010/wordml" xmlns:w15="http://schemas.microsoft.com/office/word/2012/wordml" xmlns:w16cex="http://schemas.microsoft.com/office/word/2018/wordml/cex" xmlns:w16cid="http://schemas.microsoft.com/office/word/2016/wordml/cid" xmlns:w16="http://schemas.microsoft.com/office/word/2018/wordml" xmlns:w16sdtdh="http://schemas.microsoft.com/office/word/2020/wordml/sdtdatahash" xmlns:w16se="http://schemas.microsoft.com/office/word/2015/wordml/symex" xmlns:wpg="http://schemas.microsoft.com/office/word/2010/wordprocessingGroup" xmlns:wpi="http://schemas.microsoft.com/office/word/2010/wordprocessingInk" xmlns:wne="http://schemas.microsoft.com/office/word/2006/wordml" xmlns:wps="http://schemas.microsoft.com/office/word/2010/wordprocessingShape" mc:Ignorable="w14 w15 w16se w16cid w16 w16cex w16sdtdh wp14">
+<w:ftr xmlns:wpc="http://schemas.microsoft.com/office/word/2010/wordprocessingCanvas" xmlns:cx="http://schemas.microsoft.com/office/drawing/2014/chartex" xmlns:cx1="http://schemas.microsoft.com/office/drawing/2015/9/8/chartex" xmlns:cx2="http://schemas.microsoft.com/office/drawing/2015/10/21/chartex" xmlns:cx3="http://schemas.microsoft.com/office/drawing/2016/5/9/chartex" xmlns:cx4="http://schemas.microsoft.com/office/drawing/2016/5/10/chartex" xmlns:cx5="http://schemas.microsoft.com/office/drawing/2016/5/11/chartex" xmlns:cx6="http://schemas.microsoft.com/office/drawing/2016/5/12/chartex" xmlns:cx7="http://schemas.microsoft.com/office/drawing/2016/5/13/chartex" xmlns:cx8="http://schemas.microsoft.com/office/drawing/2016/5/14/chartex" xmlns:mc="http://schemas.openxmlformats.org/markup-compatibility/2006" xmlns:aink="http://schemas.microsoft.com/office/drawing/2016/ink" xmlns:am3d="http://schemas.microsoft.com/office/drawing/2017/model3d" xmlns:o="urn:schemas-microsoft-com:office:office" xmlns:oel="http://schemas.microsoft.com/office/2019/extlst" xmlns:r="http://schemas.openxmlformats.org/officeDocument/2006/relationships" xmlns:m="http://schemas.openxmlformats.org/officeDocument/2006/math" xmlns:v="urn:schemas-microsoft-com:vml" xmlns:wp14="http://schemas.microsoft.com/office/word/2010/wordprocessingDrawing" xmlns:wp="http://schemas.openxmlformats.org/drawingml/2006/wordprocessingDrawing" xmlns:w10="urn:schemas-microsoft-com:office:word" xmlns:w="http://schemas.openxmlformats.org/wordprocessingml/2006/main" xmlns:w14="http://schemas.microsoft.com/office/word/2010/wordml" xmlns:w15="http://schemas.microsoft.com/office/word/2012/wordml" xmlns:w16cex="http://schemas.microsoft.com/office/word/2018/wordml/cex" xmlns:w16cid="http://schemas.microsoft.com/office/word/2016/wordml/cid" xmlns:w16="http://schemas.microsoft.com/office/word/2018/wordml" xmlns:w16du="http://schemas.microsoft.com/office/word/2023/wordml/word16du" xmlns:w16sdtdh="http://schemas.microsoft.com/office/word/2020/wordml/sdtdatahash" xmlns:w16sdtfl="http://schemas.microsoft.com/office/word/2024/wordml/sdtformatlock" xmlns:w16se="http://schemas.microsoft.com/office/word/2015/wordml/symex" xmlns:wpg="http://schemas.microsoft.com/office/word/2010/wordprocessingGroup" xmlns:wpi="http://schemas.microsoft.com/office/word/2010/wordprocessingInk" xmlns:wne="http://schemas.microsoft.com/office/word/2006/wordml" xmlns:wps="http://schemas.microsoft.com/office/word/2010/wordprocessingShape" mc:Ignorable="w14 w15 w16se w16cid w16 w16cex w16sdtdh w16sdtfl w16du wp14">
   <w:p>
     <w:pPr>
       <w:pStyle w:val="Footer"/>
@@ -704,7 +819,7 @@
 </file>
 
 <file path=word/footnotes.xml><?xml version="1.0" encoding="utf-8"?>
-<w:footnotes xmlns:wpc="http://schemas.microsoft.com/office/word/2010/wordprocessingCanvas" xmlns:cx="http://schemas.microsoft.com/office/drawing/2014/chartex" xmlns:cx1="http://schemas.microsoft.com/office/drawing/2015/9/8/chartex" xmlns:cx2="http://schemas.microsoft.com/office/drawing/2015/10/21/chartex" xmlns:cx3="http://schemas.microsoft.com/office/drawing/2016/5/9/chartex" xmlns:cx4="http://schemas.microsoft.com/office/drawing/2016/5/10/chartex" xmlns:cx5="http://schemas.microsoft.com/office/drawing/2016/5/11/chartex" xmlns:cx6="http://schemas.microsoft.com/office/drawing/2016/5/12/chartex" xmlns:cx7="http://schemas.microsoft.com/office/drawing/2016/5/13/chartex" xmlns:cx8="http://schemas.microsoft.com/office/drawing/2016/5/14/chartex" xmlns:mc="http://schemas.openxmlformats.org/markup-compatibility/2006" xmlns:aink="http://schemas.microsoft.com/office/drawing/2016/ink" xmlns:am3d="http://schemas.microsoft.com/office/drawing/2017/model3d" xmlns:o="urn:schemas-microsoft-com:office:office" xmlns:oel="http://schemas.microsoft.com/office/2019/extlst" xmlns:r="http://schemas.openxmlformats.org/officeDocument/2006/relationships" xmlns:m="http://schemas.openxmlformats.org/officeDocument/2006/math" xmlns:v="urn:schemas-microsoft-com:vml" xmlns:wp14="http://schemas.microsoft.com/office/word/2010/wordprocessingDrawing" xmlns:wp="http://schemas.openxmlformats.org/drawingml/2006/wordprocessingDrawing" xmlns:w10="urn:schemas-microsoft-com:office:word" xmlns:w="http://schemas.openxmlformats.org/wordprocessingml/2006/main" xmlns:w14="http://schemas.microsoft.com/office/word/2010/wordml" xmlns:w15="http://schemas.microsoft.com/office/word/2012/wordml" xmlns:w16cex="http://schemas.microsoft.com/office/word/2018/wordml/cex" xmlns:w16cid="http://schemas.microsoft.com/office/word/2016/wordml/cid" xmlns:w16="http://schemas.microsoft.com/office/word/2018/wordml" xmlns:w16sdtdh="http://schemas.microsoft.com/office/word/2020/wordml/sdtdatahash" xmlns:w16se="http://schemas.microsoft.com/office/word/2015/wordml/symex" xmlns:wpg="http://schemas.microsoft.com/office/word/2010/wordprocessingGroup" xmlns:wpi="http://schemas.microsoft.com/office/word/2010/wordprocessingInk" xmlns:wne="http://schemas.microsoft.com/office/word/2006/wordml" xmlns:wps="http://schemas.microsoft.com/office/word/2010/wordprocessingShape" mc:Ignorable="w14 w15 w16se w16cid w16 w16cex w16sdtdh wp14">
+<w:footnotes xmlns:wpc="http://schemas.microsoft.com/office/word/2010/wordprocessingCanvas" xmlns:cx="http://schemas.microsoft.com/office/drawing/2014/chartex" xmlns:cx1="http://schemas.microsoft.com/office/drawing/2015/9/8/chartex" xmlns:cx2="http://schemas.microsoft.com/office/drawing/2015/10/21/chartex" xmlns:cx3="http://schemas.microsoft.com/office/drawing/2016/5/9/chartex" xmlns:cx4="http://schemas.microsoft.com/office/drawing/2016/5/10/chartex" xmlns:cx5="http://schemas.microsoft.com/office/drawing/2016/5/11/chartex" xmlns:cx6="http://schemas.microsoft.com/office/drawing/2016/5/12/chartex" xmlns:cx7="http://schemas.microsoft.com/office/drawing/2016/5/13/chartex" xmlns:cx8="http://schemas.microsoft.com/office/drawing/2016/5/14/chartex" xmlns:mc="http://schemas.openxmlformats.org/markup-compatibility/2006" xmlns:aink="http://schemas.microsoft.com/office/drawing/2016/ink" xmlns:am3d="http://schemas.microsoft.com/office/drawing/2017/model3d" xmlns:o="urn:schemas-microsoft-com:office:office" xmlns:oel="http://schemas.microsoft.com/office/2019/extlst" xmlns:r="http://schemas.openxmlformats.org/officeDocument/2006/relationships" xmlns:m="http://schemas.openxmlformats.org/officeDocument/2006/math" xmlns:v="urn:schemas-microsoft-com:vml" xmlns:wp14="http://schemas.microsoft.com/office/word/2010/wordprocessingDrawing" xmlns:wp="http://schemas.openxmlformats.org/drawingml/2006/wordprocessingDrawing" xmlns:w10="urn:schemas-microsoft-com:office:word" xmlns:w="http://schemas.openxmlformats.org/wordprocessingml/2006/main" xmlns:w14="http://schemas.microsoft.com/office/word/2010/wordml" xmlns:w15="http://schemas.microsoft.com/office/word/2012/wordml" xmlns:w16cex="http://schemas.microsoft.com/office/word/2018/wordml/cex" xmlns:w16cid="http://schemas.microsoft.com/office/word/2016/wordml/cid" xmlns:w16="http://schemas.microsoft.com/office/word/2018/wordml" xmlns:w16du="http://schemas.microsoft.com/office/word/2023/wordml/word16du" xmlns:w16sdtdh="http://schemas.microsoft.com/office/word/2020/wordml/sdtdatahash" xmlns:w16sdtfl="http://schemas.microsoft.com/office/word/2024/wordml/sdtformatlock" xmlns:w16se="http://schemas.microsoft.com/office/word/2015/wordml/symex" xmlns:wpg="http://schemas.microsoft.com/office/word/2010/wordprocessingGroup" xmlns:wpi="http://schemas.microsoft.com/office/word/2010/wordprocessingInk" xmlns:wne="http://schemas.microsoft.com/office/word/2006/wordml" xmlns:wps="http://schemas.microsoft.com/office/word/2010/wordprocessingShape" mc:Ignorable="w14 w15 w16se w16cid w16 w16cex w16sdtdh w16sdtfl w16du wp14">
   <w:footnote w:type="separator" w:id="-1">
     <w:p>
       <w:pPr>
@@ -729,7 +844,7 @@
 </file>
 
 <file path=word/header1.xml><?xml version="1.0" encoding="utf-8"?>
-<w:hdr xmlns:wpc="http://schemas.microsoft.com/office/word/2010/wordprocessingCanvas" xmlns:cx="http://schemas.microsoft.com/office/drawing/2014/chartex" xmlns:cx1="http://schemas.microsoft.com/office/drawing/2015/9/8/chartex" xmlns:cx2="http://schemas.microsoft.com/office/drawing/2015/10/21/chartex" xmlns:cx3="http://schemas.microsoft.com/office/drawing/2016/5/9/chartex" xmlns:cx4="http://schemas.microsoft.com/office/drawing/2016/5/10/chartex" xmlns:cx5="http://schemas.microsoft.com/office/drawing/2016/5/11/chartex" xmlns:cx6="http://schemas.microsoft.com/office/drawing/2016/5/12/chartex" xmlns:cx7="http://schemas.microsoft.com/office/drawing/2016/5/13/chartex" xmlns:cx8="http://schemas.microsoft.com/office/drawing/2016/5/14/chartex" xmlns:mc="http://schemas.openxmlformats.org/markup-compatibility/2006" xmlns:aink="http://schemas.microsoft.com/office/drawing/2016/ink" xmlns:am3d="http://schemas.microsoft.com/office/drawing/2017/model3d" xmlns:o="urn:schemas-microsoft-com:office:office" xmlns:oel="http://schemas.microsoft.com/office/2019/extlst" xmlns:r="http://schemas.openxmlformats.org/officeDocument/2006/relationships" xmlns:m="http://schemas.openxmlformats.org/officeDocument/2006/math" xmlns:v="urn:schemas-microsoft-com:vml" xmlns:wp14="http://schemas.microsoft.com/office/word/2010/wordprocessingDrawing" xmlns:wp="http://schemas.openxmlformats.org/drawingml/2006/wordprocessingDrawing" xmlns:w10="urn:schemas-microsoft-com:office:word" xmlns:w="http://schemas.openxmlformats.org/wordprocessingml/2006/main" xmlns:w14="http://schemas.microsoft.com/office/word/2010/wordml" xmlns:w15="http://schemas.microsoft.com/office/word/2012/wordml" xmlns:w16cex="http://schemas.microsoft.com/office/word/2018/wordml/cex" xmlns:w16cid="http://schemas.microsoft.com/office/word/2016/wordml/cid" xmlns:w16="http://schemas.microsoft.com/office/word/2018/wordml" xmlns:w16sdtdh="http://schemas.microsoft.com/office/word/2020/wordml/sdtdatahash" xmlns:w16se="http://schemas.microsoft.com/office/word/2015/wordml/symex" xmlns:wpg="http://schemas.microsoft.com/office/word/2010/wordprocessingGroup" xmlns:wpi="http://schemas.microsoft.com/office/word/2010/wordprocessingInk" xmlns:wne="http://schemas.microsoft.com/office/word/2006/wordml" xmlns:wps="http://schemas.microsoft.com/office/word/2010/wordprocessingShape" mc:Ignorable="w14 w15 w16se w16cid w16 w16cex w16sdtdh wp14">
+<w:hdr xmlns:wpc="http://schemas.microsoft.com/office/word/2010/wordprocessingCanvas" xmlns:cx="http://schemas.microsoft.com/office/drawing/2014/chartex" xmlns:cx1="http://schemas.microsoft.com/office/drawing/2015/9/8/chartex" xmlns:cx2="http://schemas.microsoft.com/office/drawing/2015/10/21/chartex" xmlns:cx3="http://schemas.microsoft.com/office/drawing/2016/5/9/chartex" xmlns:cx4="http://schemas.microsoft.com/office/drawing/2016/5/10/chartex" xmlns:cx5="http://schemas.microsoft.com/office/drawing/2016/5/11/chartex" xmlns:cx6="http://schemas.microsoft.com/office/drawing/2016/5/12/chartex" xmlns:cx7="http://schemas.microsoft.com/office/drawing/2016/5/13/chartex" xmlns:cx8="http://schemas.microsoft.com/office/drawing/2016/5/14/chartex" xmlns:mc="http://schemas.openxmlformats.org/markup-compatibility/2006" xmlns:aink="http://schemas.microsoft.com/office/drawing/2016/ink" xmlns:am3d="http://schemas.microsoft.com/office/drawing/2017/model3d" xmlns:o="urn:schemas-microsoft-com:office:office" xmlns:oel="http://schemas.microsoft.com/office/2019/extlst" xmlns:r="http://schemas.openxmlformats.org/officeDocument/2006/relationships" xmlns:m="http://schemas.openxmlformats.org/officeDocument/2006/math" xmlns:v="urn:schemas-microsoft-com:vml" xmlns:wp14="http://schemas.microsoft.com/office/word/2010/wordprocessingDrawing" xmlns:wp="http://schemas.openxmlformats.org/drawingml/2006/wordprocessingDrawing" xmlns:w10="urn:schemas-microsoft-com:office:word" xmlns:w="http://schemas.openxmlformats.org/wordprocessingml/2006/main" xmlns:w14="http://schemas.microsoft.com/office/word/2010/wordml" xmlns:w15="http://schemas.microsoft.com/office/word/2012/wordml" xmlns:w16cex="http://schemas.microsoft.com/office/word/2018/wordml/cex" xmlns:w16cid="http://schemas.microsoft.com/office/word/2016/wordml/cid" xmlns:w16="http://schemas.microsoft.com/office/word/2018/wordml" xmlns:w16du="http://schemas.microsoft.com/office/word/2023/wordml/word16du" xmlns:w16sdtdh="http://schemas.microsoft.com/office/word/2020/wordml/sdtdatahash" xmlns:w16sdtfl="http://schemas.microsoft.com/office/word/2024/wordml/sdtformatlock" xmlns:w16se="http://schemas.microsoft.com/office/word/2015/wordml/symex" xmlns:wpg="http://schemas.microsoft.com/office/word/2010/wordprocessingGroup" xmlns:wpi="http://schemas.microsoft.com/office/word/2010/wordprocessingInk" xmlns:wne="http://schemas.microsoft.com/office/word/2006/wordml" xmlns:wps="http://schemas.microsoft.com/office/word/2010/wordprocessingShape" mc:Ignorable="w14 w15 w16se w16cid w16 w16cex w16sdtdh w16sdtfl w16du wp14">
   <w:p>
     <w:pPr>
       <w:pStyle w:val="Header"/>
@@ -739,7 +854,7 @@
 </file>
 
 <file path=word/header2.xml><?xml version="1.0" encoding="utf-8"?>
-<w:hdr xmlns:wpc="http://schemas.microsoft.com/office/word/2010/wordprocessingCanvas" xmlns:cx="http://schemas.microsoft.com/office/drawing/2014/chartex" xmlns:cx1="http://schemas.microsoft.com/office/drawing/2015/9/8/chartex" xmlns:cx2="http://schemas.microsoft.com/office/drawing/2015/10/21/chartex" xmlns:cx3="http://schemas.microsoft.com/office/drawing/2016/5/9/chartex" xmlns:cx4="http://schemas.microsoft.com/office/drawing/2016/5/10/chartex" xmlns:cx5="http://schemas.microsoft.com/office/drawing/2016/5/11/chartex" xmlns:cx6="http://schemas.microsoft.com/office/drawing/2016/5/12/chartex" xmlns:cx7="http://schemas.microsoft.com/office/drawing/2016/5/13/chartex" xmlns:cx8="http://schemas.microsoft.com/office/drawing/2016/5/14/chartex" xmlns:mc="http://schemas.openxmlformats.org/markup-compatibility/2006" xmlns:aink="http://schemas.microsoft.com/office/drawing/2016/ink" xmlns:am3d="http://schemas.microsoft.com/office/drawing/2017/model3d" xmlns:o="urn:schemas-microsoft-com:office:office" xmlns:oel="http://schemas.microsoft.com/office/2019/extlst" xmlns:r="http://schemas.openxmlformats.org/officeDocument/2006/relationships" xmlns:m="http://schemas.openxmlformats.org/officeDocument/2006/math" xmlns:v="urn:schemas-microsoft-com:vml" xmlns:wp14="http://schemas.microsoft.com/office/word/2010/wordprocessingDrawing" xmlns:wp="http://schemas.openxmlformats.org/drawingml/2006/wordprocessingDrawing" xmlns:w10="urn:schemas-microsoft-com:office:word" xmlns:w="http://schemas.openxmlformats.org/wordprocessingml/2006/main" xmlns:w14="http://schemas.microsoft.com/office/word/2010/wordml" xmlns:w15="http://schemas.microsoft.com/office/word/2012/wordml" xmlns:w16cex="http://schemas.microsoft.com/office/word/2018/wordml/cex" xmlns:w16cid="http://schemas.microsoft.com/office/word/2016/wordml/cid" xmlns:w16="http://schemas.microsoft.com/office/word/2018/wordml" xmlns:w16sdtdh="http://schemas.microsoft.com/office/word/2020/wordml/sdtdatahash" xmlns:w16se="http://schemas.microsoft.com/office/word/2015/wordml/symex" xmlns:wpg="http://schemas.microsoft.com/office/word/2010/wordprocessingGroup" xmlns:wpi="http://schemas.microsoft.com/office/word/2010/wordprocessingInk" xmlns:wne="http://schemas.microsoft.com/office/word/2006/wordml" xmlns:wps="http://schemas.microsoft.com/office/word/2010/wordprocessingShape" mc:Ignorable="w14 w15 w16se w16cid w16 w16cex w16sdtdh wp14">
+<w:hdr xmlns:wpc="http://schemas.microsoft.com/office/word/2010/wordprocessingCanvas" xmlns:cx="http://schemas.microsoft.com/office/drawing/2014/chartex" xmlns:cx1="http://schemas.microsoft.com/office/drawing/2015/9/8/chartex" xmlns:cx2="http://schemas.microsoft.com/office/drawing/2015/10/21/chartex" xmlns:cx3="http://schemas.microsoft.com/office/drawing/2016/5/9/chartex" xmlns:cx4="http://schemas.microsoft.com/office/drawing/2016/5/10/chartex" xmlns:cx5="http://schemas.microsoft.com/office/drawing/2016/5/11/chartex" xmlns:cx6="http://schemas.microsoft.com/office/drawing/2016/5/12/chartex" xmlns:cx7="http://schemas.microsoft.com/office/drawing/2016/5/13/chartex" xmlns:cx8="http://schemas.microsoft.com/office/drawing/2016/5/14/chartex" xmlns:mc="http://schemas.openxmlformats.org/markup-compatibility/2006" xmlns:aink="http://schemas.microsoft.com/office/drawing/2016/ink" xmlns:am3d="http://schemas.microsoft.com/office/drawing/2017/model3d" xmlns:o="urn:schemas-microsoft-com:office:office" xmlns:oel="http://schemas.microsoft.com/office/2019/extlst" xmlns:r="http://schemas.openxmlformats.org/officeDocument/2006/relationships" xmlns:m="http://schemas.openxmlformats.org/officeDocument/2006/math" xmlns:v="urn:schemas-microsoft-com:vml" xmlns:wp14="http://schemas.microsoft.com/office/word/2010/wordprocessingDrawing" xmlns:wp="http://schemas.openxmlformats.org/drawingml/2006/wordprocessingDrawing" xmlns:w10="urn:schemas-microsoft-com:office:word" xmlns:w="http://schemas.openxmlformats.org/wordprocessingml/2006/main" xmlns:w14="http://schemas.microsoft.com/office/word/2010/wordml" xmlns:w15="http://schemas.microsoft.com/office/word/2012/wordml" xmlns:w16cex="http://schemas.microsoft.com/office/word/2018/wordml/cex" xmlns:w16cid="http://schemas.microsoft.com/office/word/2016/wordml/cid" xmlns:w16="http://schemas.microsoft.com/office/word/2018/wordml" xmlns:w16du="http://schemas.microsoft.com/office/word/2023/wordml/word16du" xmlns:w16sdtdh="http://schemas.microsoft.com/office/word/2020/wordml/sdtdatahash" xmlns:w16sdtfl="http://schemas.microsoft.com/office/word/2024/wordml/sdtformatlock" xmlns:w16se="http://schemas.microsoft.com/office/word/2015/wordml/symex" xmlns:wpg="http://schemas.microsoft.com/office/word/2010/wordprocessingGroup" xmlns:wpi="http://schemas.microsoft.com/office/word/2010/wordprocessingInk" xmlns:wne="http://schemas.microsoft.com/office/word/2006/wordml" xmlns:wps="http://schemas.microsoft.com/office/word/2010/wordprocessingShape" mc:Ignorable="w14 w15 w16se w16cid w16 w16cex w16sdtdh w16sdtfl w16du wp14">
   <w:p>
     <w:pPr>
       <w:pStyle w:val="Header"/>
@@ -750,7 +865,7 @@
 </file>
 
 <file path=word/header3.xml><?xml version="1.0" encoding="utf-8"?>
-<w:hdr xmlns:wpc="http://schemas.microsoft.com/office/word/2010/wordprocessingCanvas" xmlns:cx="http://schemas.microsoft.com/office/drawing/2014/chartex" xmlns:cx1="http://schemas.microsoft.com/office/drawing/2015/9/8/chartex" xmlns:cx2="http://schemas.microsoft.com/office/drawing/2015/10/21/chartex" xmlns:cx3="http://schemas.microsoft.com/office/drawing/2016/5/9/chartex" xmlns:cx4="http://schemas.microsoft.com/office/drawing/2016/5/10/chartex" xmlns:cx5="http://schemas.microsoft.com/office/drawing/2016/5/11/chartex" xmlns:cx6="http://schemas.microsoft.com/office/drawing/2016/5/12/chartex" xmlns:cx7="http://schemas.microsoft.com/office/drawing/2016/5/13/chartex" xmlns:cx8="http://schemas.microsoft.com/office/drawing/2016/5/14/chartex" xmlns:mc="http://schemas.openxmlformats.org/markup-compatibility/2006" xmlns:aink="http://schemas.microsoft.com/office/drawing/2016/ink" xmlns:am3d="http://schemas.microsoft.com/office/drawing/2017/model3d" xmlns:o="urn:schemas-microsoft-com:office:office" xmlns:oel="http://schemas.microsoft.com/office/2019/extlst" xmlns:r="http://schemas.openxmlformats.org/officeDocument/2006/relationships" xmlns:m="http://schemas.openxmlformats.org/officeDocument/2006/math" xmlns:v="urn:schemas-microsoft-com:vml" xmlns:wp14="http://schemas.microsoft.com/office/word/2010/wordprocessingDrawing" xmlns:wp="http://schemas.openxmlformats.org/drawingml/2006/wordprocessingDrawing" xmlns:w10="urn:schemas-microsoft-com:office:word" xmlns:w="http://schemas.openxmlformats.org/wordprocessingml/2006/main" xmlns:w14="http://schemas.microsoft.com/office/word/2010/wordml" xmlns:w15="http://schemas.microsoft.com/office/word/2012/wordml" xmlns:w16cex="http://schemas.microsoft.com/office/word/2018/wordml/cex" xmlns:w16cid="http://schemas.microsoft.com/office/word/2016/wordml/cid" xmlns:w16="http://schemas.microsoft.com/office/word/2018/wordml" xmlns:w16sdtdh="http://schemas.microsoft.com/office/word/2020/wordml/sdtdatahash" xmlns:w16se="http://schemas.microsoft.com/office/word/2015/wordml/symex" xmlns:wpg="http://schemas.microsoft.com/office/word/2010/wordprocessingGroup" xmlns:wpi="http://schemas.microsoft.com/office/word/2010/wordprocessingInk" xmlns:wne="http://schemas.microsoft.com/office/word/2006/wordml" xmlns:wps="http://schemas.microsoft.com/office/word/2010/wordprocessingShape" mc:Ignorable="w14 w15 w16se w16cid w16 w16cex w16sdtdh wp14">
+<w:hdr xmlns:wpc="http://schemas.microsoft.com/office/word/2010/wordprocessingCanvas" xmlns:cx="http://schemas.microsoft.com/office/drawing/2014/chartex" xmlns:cx1="http://schemas.microsoft.com/office/drawing/2015/9/8/chartex" xmlns:cx2="http://schemas.microsoft.com/office/drawing/2015/10/21/chartex" xmlns:cx3="http://schemas.microsoft.com/office/drawing/2016/5/9/chartex" xmlns:cx4="http://schemas.microsoft.com/office/drawing/2016/5/10/chartex" xmlns:cx5="http://schemas.microsoft.com/office/drawing/2016/5/11/chartex" xmlns:cx6="http://schemas.microsoft.com/office/drawing/2016/5/12/chartex" xmlns:cx7="http://schemas.microsoft.com/office/drawing/2016/5/13/chartex" xmlns:cx8="http://schemas.microsoft.com/office/drawing/2016/5/14/chartex" xmlns:mc="http://schemas.openxmlformats.org/markup-compatibility/2006" xmlns:aink="http://schemas.microsoft.com/office/drawing/2016/ink" xmlns:am3d="http://schemas.microsoft.com/office/drawing/2017/model3d" xmlns:o="urn:schemas-microsoft-com:office:office" xmlns:oel="http://schemas.microsoft.com/office/2019/extlst" xmlns:r="http://schemas.openxmlformats.org/officeDocument/2006/relationships" xmlns:m="http://schemas.openxmlformats.org/officeDocument/2006/math" xmlns:v="urn:schemas-microsoft-com:vml" xmlns:wp14="http://schemas.microsoft.com/office/word/2010/wordprocessingDrawing" xmlns:wp="http://schemas.openxmlformats.org/drawingml/2006/wordprocessingDrawing" xmlns:w10="urn:schemas-microsoft-com:office:word" xmlns:w="http://schemas.openxmlformats.org/wordprocessingml/2006/main" xmlns:w14="http://schemas.microsoft.com/office/word/2010/wordml" xmlns:w15="http://schemas.microsoft.com/office/word/2012/wordml" xmlns:w16cex="http://schemas.microsoft.com/office/word/2018/wordml/cex" xmlns:w16cid="http://schemas.microsoft.com/office/word/2016/wordml/cid" xmlns:w16="http://schemas.microsoft.com/office/word/2018/wordml" xmlns:w16du="http://schemas.microsoft.com/office/word/2023/wordml/word16du" xmlns:w16sdtdh="http://schemas.microsoft.com/office/word/2020/wordml/sdtdatahash" xmlns:w16sdtfl="http://schemas.microsoft.com/office/word/2024/wordml/sdtformatlock" xmlns:w16se="http://schemas.microsoft.com/office/word/2015/wordml/symex" xmlns:wpg="http://schemas.microsoft.com/office/word/2010/wordprocessingGroup" xmlns:wpi="http://schemas.microsoft.com/office/word/2010/wordprocessingInk" xmlns:wne="http://schemas.microsoft.com/office/word/2006/wordml" xmlns:wps="http://schemas.microsoft.com/office/word/2010/wordprocessingShape" mc:Ignorable="w14 w15 w16se w16cid w16 w16cex w16sdtdh w16sdtfl w16du wp14">
   <w:p>
     <w:pPr>
       <w:pStyle w:val="Header"/>
@@ -759,7 +874,7 @@
     <w:r>
       <w:tab/>
       <w:tab/>
-      <w:t>2025-08-02</w:t>
+      <w:t>2026-07-12</w:t>
       <w:br/>
       <w:br/>
     </w:r>
@@ -776,7 +891,7 @@
 </file>
 
 <file path=word/numbering.xml><?xml version="1.0" encoding="utf-8"?>
-<w:numbering xmlns:wpc="http://schemas.microsoft.com/office/word/2010/wordprocessingCanvas" xmlns:cx="http://schemas.microsoft.com/office/drawing/2014/chartex" xmlns:cx1="http://schemas.microsoft.com/office/drawing/2015/9/8/chartex" xmlns:cx2="http://schemas.microsoft.com/office/drawing/2015/10/21/chartex" xmlns:cx3="http://schemas.microsoft.com/office/drawing/2016/5/9/chartex" xmlns:cx4="http://schemas.microsoft.com/office/drawing/2016/5/10/chartex" xmlns:cx5="http://schemas.microsoft.com/office/drawing/2016/5/11/chartex" xmlns:cx6="http://schemas.microsoft.com/office/drawing/2016/5/12/chartex" xmlns:cx7="http://schemas.microsoft.com/office/drawing/2016/5/13/chartex" xmlns:cx8="http://schemas.microsoft.com/office/drawing/2016/5/14/chartex" xmlns:mc="http://schemas.openxmlformats.org/markup-compatibility/2006" xmlns:aink="http://schemas.microsoft.com/office/drawing/2016/ink" xmlns:am3d="http://schemas.microsoft.com/office/drawing/2017/model3d" xmlns:o="urn:schemas-microsoft-com:office:office" xmlns:oel="http://schemas.microsoft.com/office/2019/extlst" xmlns:r="http://schemas.openxmlformats.org/officeDocument/2006/relationships" xmlns:m="http://schemas.openxmlformats.org/officeDocument/2006/math" xmlns:v="urn:schemas-microsoft-com:vml" xmlns:wp14="http://schemas.microsoft.com/office/word/2010/wordprocessingDrawing" xmlns:wp="http://schemas.openxmlformats.org/drawingml/2006/wordprocessingDrawing" xmlns:w10="urn:schemas-microsoft-com:office:word" xmlns:w="http://schemas.openxmlformats.org/wordprocessingml/2006/main" xmlns:w14="http://schemas.microsoft.com/office/word/2010/wordml" xmlns:w15="http://schemas.microsoft.com/office/word/2012/wordml" xmlns:w16cex="http://schemas.microsoft.com/office/word/2018/wordml/cex" xmlns:w16cid="http://schemas.microsoft.com/office/word/2016/wordml/cid" xmlns:w16="http://schemas.microsoft.com/office/word/2018/wordml" xmlns:w16sdtdh="http://schemas.microsoft.com/office/word/2020/wordml/sdtdatahash" xmlns:w16se="http://schemas.microsoft.com/office/word/2015/wordml/symex" xmlns:wpg="http://schemas.microsoft.com/office/word/2010/wordprocessingGroup" xmlns:wpi="http://schemas.microsoft.com/office/word/2010/wordprocessingInk" xmlns:wne="http://schemas.microsoft.com/office/word/2006/wordml" xmlns:wps="http://schemas.microsoft.com/office/word/2010/wordprocessingShape" mc:Ignorable="w14 w15 w16se w16cid w16 w16cex w16sdtdh wp14">
+<w:numbering xmlns:wpc="http://schemas.microsoft.com/office/word/2010/wordprocessingCanvas" xmlns:cx="http://schemas.microsoft.com/office/drawing/2014/chartex" xmlns:cx1="http://schemas.microsoft.com/office/drawing/2015/9/8/chartex" xmlns:cx2="http://schemas.microsoft.com/office/drawing/2015/10/21/chartex" xmlns:cx3="http://schemas.microsoft.com/office/drawing/2016/5/9/chartex" xmlns:cx4="http://schemas.microsoft.com/office/drawing/2016/5/10/chartex" xmlns:cx5="http://schemas.microsoft.com/office/drawing/2016/5/11/chartex" xmlns:cx6="http://schemas.microsoft.com/office/drawing/2016/5/12/chartex" xmlns:cx7="http://schemas.microsoft.com/office/drawing/2016/5/13/chartex" xmlns:cx8="http://schemas.microsoft.com/office/drawing/2016/5/14/chartex" xmlns:mc="http://schemas.openxmlformats.org/markup-compatibility/2006" xmlns:aink="http://schemas.microsoft.com/office/drawing/2016/ink" xmlns:am3d="http://schemas.microsoft.com/office/drawing/2017/model3d" xmlns:o="urn:schemas-microsoft-com:office:office" xmlns:oel="http://schemas.microsoft.com/office/2019/extlst" xmlns:r="http://schemas.openxmlformats.org/officeDocument/2006/relationships" xmlns:m="http://schemas.openxmlformats.org/officeDocument/2006/math" xmlns:v="urn:schemas-microsoft-com:vml" xmlns:wp14="http://schemas.microsoft.com/office/word/2010/wordprocessingDrawing" xmlns:wp="http://schemas.openxmlformats.org/drawingml/2006/wordprocessingDrawing" xmlns:w10="urn:schemas-microsoft-com:office:word" xmlns:w="http://schemas.openxmlformats.org/wordprocessingml/2006/main" xmlns:w14="http://schemas.microsoft.com/office/word/2010/wordml" xmlns:w15="http://schemas.microsoft.com/office/word/2012/wordml" xmlns:w16cex="http://schemas.microsoft.com/office/word/2018/wordml/cex" xmlns:w16cid="http://schemas.microsoft.com/office/word/2016/wordml/cid" xmlns:w16="http://schemas.microsoft.com/office/word/2018/wordml" xmlns:w16du="http://schemas.microsoft.com/office/word/2023/wordml/word16du" xmlns:w16sdtdh="http://schemas.microsoft.com/office/word/2020/wordml/sdtdatahash" xmlns:w16sdtfl="http://schemas.microsoft.com/office/word/2024/wordml/sdtformatlock" xmlns:w16se="http://schemas.microsoft.com/office/word/2015/wordml/symex" xmlns:wpg="http://schemas.microsoft.com/office/word/2010/wordprocessingGroup" xmlns:wpi="http://schemas.microsoft.com/office/word/2010/wordprocessingInk" xmlns:wne="http://schemas.microsoft.com/office/word/2006/wordml" xmlns:wps="http://schemas.microsoft.com/office/word/2010/wordprocessingShape" mc:Ignorable="w14 w15 w16se w16cid w16 w16cex w16sdtdh w16sdtfl w16du wp14">
   <w:abstractNum w:abstractNumId="0" w15:restartNumberingAfterBreak="0">
     <w:nsid w:val="FFFFFF7C"/>
     <w:multiLevelType w:val="singleLevel"/>
@@ -979,7 +1094,7 @@
 </file>
 
 <file path=word/styles.xml><?xml version="1.0" encoding="utf-8"?>
-<w:styles xmlns:mc="http://schemas.openxmlformats.org/markup-compatibility/2006" xmlns:r="http://schemas.openxmlformats.org/officeDocument/2006/relationships" xmlns:w="http://schemas.openxmlformats.org/wordprocessingml/2006/main" xmlns:w14="http://schemas.microsoft.com/office/word/2010/wordml" xmlns:w15="http://schemas.microsoft.com/office/word/2012/wordml" xmlns:w16cex="http://schemas.microsoft.com/office/word/2018/wordml/cex" xmlns:w16cid="http://schemas.microsoft.com/office/word/2016/wordml/cid" xmlns:w16="http://schemas.microsoft.com/office/word/2018/wordml" xmlns:w16sdtdh="http://schemas.microsoft.com/office/word/2020/wordml/sdtdatahash" xmlns:w16se="http://schemas.microsoft.com/office/word/2015/wordml/symex" mc:Ignorable="w14 w15 w16se w16cid w16 w16cex w16sdtdh">
+<w:styles xmlns:mc="http://schemas.openxmlformats.org/markup-compatibility/2006" xmlns:r="http://schemas.openxmlformats.org/officeDocument/2006/relationships" xmlns:w="http://schemas.openxmlformats.org/wordprocessingml/2006/main" xmlns:w14="http://schemas.microsoft.com/office/word/2010/wordml" xmlns:w15="http://schemas.microsoft.com/office/word/2012/wordml" xmlns:w16cex="http://schemas.microsoft.com/office/word/2018/wordml/cex" xmlns:w16cid="http://schemas.microsoft.com/office/word/2016/wordml/cid" xmlns:w16="http://schemas.microsoft.com/office/word/2018/wordml" xmlns:w16du="http://schemas.microsoft.com/office/word/2023/wordml/word16du" xmlns:w16sdtdh="http://schemas.microsoft.com/office/word/2020/wordml/sdtdatahash" xmlns:w16sdtfl="http://schemas.microsoft.com/office/word/2024/wordml/sdtformatlock" xmlns:w16se="http://schemas.microsoft.com/office/word/2015/wordml/symex" mc:Ignorable="w14 w15 w16se w16cid w16 w16cex w16sdtdh w16sdtfl w16du">
   <w:docDefaults>
     <w:rPrDefault>
       <w:rPr>
@@ -1737,7 +1852,7 @@
     <w:link w:val="TitleChar"/>
     <w:uiPriority w:val="10"/>
     <w:qFormat/>
-    <w:rsid w:val="007106C8"/>
+    <w:rsid w:val="00E854FA"/>
     <w:pPr>
       <w:spacing w:after="300" w:line="240" w:lineRule="auto"/>
       <w:contextualSpacing/>
@@ -1747,7 +1862,7 @@
       <w:rFonts w:eastAsiaTheme="majorEastAsia" w:cstheme="majorBidi"/>
       <w:spacing w:val="5"/>
       <w:kern w:val="28"/>
-      <w:sz w:val="52"/>
+      <w:sz w:val="40"/>
       <w:szCs w:val="52"/>
       <w:lang w:val="sv-SE" w:eastAsia="en-US" w:bidi="ar-SA"/>
     </w:rPr>
@@ -1757,12 +1872,12 @@
     <w:basedOn w:val="DefaultParagraphFont"/>
     <w:link w:val="Title"/>
     <w:uiPriority w:val="10"/>
-    <w:rsid w:val="007106C8"/>
+    <w:rsid w:val="00E854FA"/>
     <w:rPr>
       <w:rFonts w:ascii="Times New Roman" w:eastAsiaTheme="majorEastAsia" w:hAnsi="Times New Roman" w:cstheme="majorBidi"/>
       <w:spacing w:val="5"/>
       <w:kern w:val="28"/>
-      <w:sz w:val="52"/>
+      <w:sz w:val="40"/>
       <w:szCs w:val="52"/>
       <w:lang w:val="sv-SE" w:eastAsia="en-US" w:bidi="ar-SA"/>
     </w:rPr>

--- a/klagomål/Stensjöåsen FSC-klagomål.docx
+++ b/klagomål/Stensjöåsen FSC-klagomål.docx
@@ -879,7 +879,7 @@
       <w:br/>
     </w:r>
     <w:r>
-      <w:t>Till:</w:t>
+      <w:t>Till: SCA</w:t>
       <w:br/>
     </w:r>
     <w:r>

--- a/klagomål/Stensjöåsen FSC-klagomål.docx
+++ b/klagomål/Stensjöåsen FSC-klagomål.docx
@@ -168,7 +168,7 @@
     </w:p>
     <w:p>
       <w:r>
-        <w:t>Detta klagomål behandlar höga naturvärden i avverkningsanmälan Stensjöåsen i Bjurholms kommun som inkom 2026-07-12 och omfattar 117,8 ha.</w:t>
+        <w:t>Detta klagomål behandlar höga naturvärden i avverkningsanmälan Stensjöåsen i Bjurholms kommun som inkom 2026-07-13 och omfattar 117,8 ha.</w:t>
       </w:r>
     </w:p>
     <w:p>
@@ -874,7 +874,7 @@
     <w:r>
       <w:tab/>
       <w:tab/>
-      <w:t>2026-07-12</w:t>
+      <w:t>2026-07-13</w:t>
       <w:br/>
       <w:br/>
     </w:r>

--- a/klagomål/Stensjöåsen FSC-klagomål.docx
+++ b/klagomål/Stensjöåsen FSC-klagomål.docx
@@ -168,7 +168,7 @@
     </w:p>
     <w:p>
       <w:r>
-        <w:t>Detta klagomål behandlar höga naturvärden i avverkningsanmälan Stensjöåsen i Bjurholms kommun som inkom 2026-07-13 och omfattar 117,8 ha.</w:t>
+        <w:t>Detta klagomål behandlar höga naturvärden i avverkningsanmälan Stensjöåsen i Bjurholms kommun som inkom 2026-07-14 och omfattar 117,8 ha.</w:t>
       </w:r>
     </w:p>
     <w:p>
@@ -874,7 +874,7 @@
     <w:r>
       <w:tab/>
       <w:tab/>
-      <w:t>2026-07-13</w:t>
+      <w:t>2026-07-14</w:t>
       <w:br/>
       <w:br/>
     </w:r>

--- a/klagomål/Stensjöåsen FSC-klagomål.docx
+++ b/klagomål/Stensjöåsen FSC-klagomål.docx
@@ -168,7 +168,7 @@
     </w:p>
     <w:p>
       <w:r>
-        <w:t>Detta klagomål behandlar höga naturvärden i avverkningsanmälan Stensjöåsen i Bjurholms kommun som inkom 2026-07-14 och omfattar 117,8 ha.</w:t>
+        <w:t>Detta klagomål behandlar höga naturvärden i avverkningsanmälan Stensjöåsen i Bjurholms kommun som inkom 2026-07-15 och omfattar 117,8 ha.</w:t>
       </w:r>
     </w:p>
     <w:p>
@@ -874,7 +874,7 @@
     <w:r>
       <w:tab/>
       <w:tab/>
-      <w:t>2026-07-14</w:t>
+      <w:t>2026-07-15</w:t>
       <w:br/>
       <w:br/>
     </w:r>

--- a/klagomål/Stensjöåsen FSC-klagomål.docx
+++ b/klagomål/Stensjöåsen FSC-klagomål.docx
@@ -168,7 +168,7 @@
     </w:p>
     <w:p>
       <w:r>
-        <w:t>Detta klagomål behandlar höga naturvärden i avverkningsanmälan Stensjöåsen i Bjurholms kommun som inkom 2026-07-15 och omfattar 117,8 ha.</w:t>
+        <w:t>Detta klagomål behandlar höga naturvärden i avverkningsanmälan Stensjöåsen i Bjurholms kommun som inkom 2026-07-16 och omfattar 117,8 ha.</w:t>
       </w:r>
     </w:p>
     <w:p>
@@ -874,7 +874,7 @@
     <w:r>
       <w:tab/>
       <w:tab/>
-      <w:t>2026-07-15</w:t>
+      <w:t>2026-07-16</w:t>
       <w:br/>
       <w:br/>
     </w:r>

--- a/klagomål/Stensjöåsen FSC-klagomål.docx
+++ b/klagomål/Stensjöåsen FSC-klagomål.docx
@@ -874,7 +874,7 @@
     <w:r>
       <w:tab/>
       <w:tab/>
-      <w:t>2026-07-16</w:t>
+      <w:t>2026-07-17</w:t>
       <w:br/>
       <w:br/>
     </w:r>

--- a/klagomål/Stensjöåsen FSC-klagomål.docx
+++ b/klagomål/Stensjöåsen FSC-klagomål.docx
@@ -168,7 +168,7 @@
     </w:p>
     <w:p>
       <w:r>
-        <w:t>Detta klagomål behandlar höga naturvärden i avverkningsanmälan Stensjöåsen i Bjurholms kommun som inkom 2026-07-16 och omfattar 117,8 ha.</w:t>
+        <w:t>Detta klagomål behandlar höga naturvärden i avverkningsanmälan Stensjöåsen i Bjurholms kommun som inkom 2026-07-17 och omfattar 117,8 ha.</w:t>
       </w:r>
     </w:p>
     <w:p>

--- a/klagomål/Stensjöåsen FSC-klagomål.docx
+++ b/klagomål/Stensjöåsen FSC-klagomål.docx
@@ -874,7 +874,7 @@
     <w:r>
       <w:tab/>
       <w:tab/>
-      <w:t>2026-07-17</w:t>
+      <w:t>2026-07-18</w:t>
       <w:br/>
       <w:br/>
     </w:r>

--- a/klagomål/Stensjöåsen FSC-klagomål.docx
+++ b/klagomål/Stensjöåsen FSC-klagomål.docx
@@ -168,7 +168,7 @@
     </w:p>
     <w:p>
       <w:r>
-        <w:t>Detta klagomål behandlar höga naturvärden i avverkningsanmälan Stensjöåsen i Bjurholms kommun som inkom 2026-07-17 och omfattar 117,8 ha.</w:t>
+        <w:t>Detta klagomål behandlar höga naturvärden i avverkningsanmälan Stensjöåsen i Bjurholms kommun som inkom 2026-07-18 och omfattar 117,8 ha.</w:t>
       </w:r>
     </w:p>
     <w:p>

--- a/klagomål/Stensjöåsen FSC-klagomål.docx
+++ b/klagomål/Stensjöåsen FSC-klagomål.docx
@@ -168,7 +168,7 @@
     </w:p>
     <w:p>
       <w:r>
-        <w:t>Detta klagomål behandlar höga naturvärden i avverkningsanmälan Stensjöåsen i Bjurholms kommun som inkom 2026-07-18 och omfattar 117,8 ha.</w:t>
+        <w:t>Detta klagomål behandlar höga naturvärden i avverkningsanmälan Stensjöåsen i Bjurholms kommun som inkom 2026-07-19 och omfattar 117,8 ha.</w:t>
       </w:r>
     </w:p>
     <w:p>
@@ -874,7 +874,7 @@
     <w:r>
       <w:tab/>
       <w:tab/>
-      <w:t>2026-07-18</w:t>
+      <w:t>2026-07-19</w:t>
       <w:br/>
       <w:br/>
     </w:r>

--- a/klagomål/Stensjöåsen FSC-klagomål.docx
+++ b/klagomål/Stensjöåsen FSC-klagomål.docx
@@ -874,7 +874,7 @@
     <w:r>
       <w:tab/>
       <w:tab/>
-      <w:t>2026-07-19</w:t>
+      <w:t>2026-07-20</w:t>
       <w:br/>
       <w:br/>
     </w:r>

--- a/klagomål/Stensjöåsen FSC-klagomål.docx
+++ b/klagomål/Stensjöåsen FSC-klagomål.docx
@@ -168,7 +168,7 @@
     </w:p>
     <w:p>
       <w:r>
-        <w:t>Detta klagomål behandlar höga naturvärden i avverkningsanmälan Stensjöåsen i Bjurholms kommun som inkom 2026-07-19 och omfattar 117,8 ha.</w:t>
+        <w:t>Detta klagomål behandlar höga naturvärden i avverkningsanmälan Stensjöåsen i Bjurholms kommun som inkom 2026-07-20 och omfattar 117,8 ha.</w:t>
       </w:r>
     </w:p>
     <w:p>
